--- a/content/w52.docx
+++ b/content/w52.docx
@@ -7,7 +7,7 @@
         <w:pStyle w:val="Title"/>
       </w:pPr>
       <w:r>
-        <w:t xml:space="preserve">5.2 - Debate II</w:t>
+        <w:t xml:space="preserve">5.2 - Debate: Nuclear Power</w:t>
       </w:r>
     </w:p>
     <w:p>
@@ -52,7 +52,7 @@
         </w:numPr>
       </w:pPr>
       <w:r>
-        <w:t xml:space="preserve">Debate I:</w:t>
+        <w:t xml:space="preserve">Debate II:</w:t>
       </w:r>
       <w:r>
         <w:t xml:space="preserve"> </w:t>

--- a/content/w52.docx
+++ b/content/w52.docx
@@ -52,7 +52,14 @@
         </w:numPr>
       </w:pPr>
       <w:r>
-        <w:t xml:space="preserve">Debate II:</w:t>
+        <w:rPr>
+          <w:i/>
+          <w:iCs/>
+        </w:rPr>
+        <w:t xml:space="preserve">Resolved</w:t>
+      </w:r>
+      <w:r>
+        <w:t xml:space="preserve">:</w:t>
       </w:r>
       <w:r>
         <w:t xml:space="preserve"> </w:t>

--- a/content/w52.docx
+++ b/content/w52.docx
@@ -34,7 +34,7 @@
         <w:t xml:space="preserve">S2026</w:t>
       </w:r>
     </w:p>
-    <w:bookmarkStart w:id="21" w:name="debate"/>
+    <w:bookmarkStart w:id="10" w:name="debate"/>
     <w:p>
       <w:pPr>
         <w:pStyle w:val="Heading4"/>
@@ -86,7 +86,7 @@
       <w:r>
         <w:t xml:space="preserve"> </w:t>
       </w:r>
-      <w:hyperlink r:id="rId20">
+      <w:hyperlink r:id="rId9">
         <w:r>
           <w:rPr>
             <w:rStyle w:val="Hyperlink"/>
@@ -101,8 +101,8 @@
         <w:t xml:space="preserve">for details.</w:t>
       </w:r>
     </w:p>
-    <w:bookmarkEnd w:id="21"/>
-    <w:bookmarkStart w:id="22" w:name="submit"/>
+    <w:bookmarkEnd w:id="10"/>
+    <w:bookmarkStart w:id="11" w:name="submit"/>
     <w:p>
       <w:pPr>
         <w:pStyle w:val="Heading4"/>
@@ -147,7 +147,7 @@
         <w:t xml:space="preserve">Debate roles (for debate teams; to professor)</w:t>
       </w:r>
     </w:p>
-    <w:bookmarkEnd w:id="22"/>
+    <w:bookmarkEnd w:id="11"/>
     <w:sectPr>
       <w:footnotePr>
         <w:numRestart w:val="eachSect"/>
@@ -381,10 +381,10 @@
   <w:docDefaults>
     <w:rPrDefault>
       <w:rPr>
-        <w:rFonts w:asciiTheme="minorHAnsi" w:cstheme="minorBidi" w:eastAsiaTheme="minorHAnsi" w:hAnsiTheme="minorHAnsi"/>
+        <w:rFonts w:asciiTheme="minorHAnsi" w:cstheme="minorBidi" w:eastAsiaTheme="minorEastAsia" w:hAnsiTheme="minorHAnsi"/>
         <w:sz w:val="24"/>
         <w:szCs w:val="24"/>
-        <w:lang w:bidi="ar-SA" w:eastAsia="en-US" w:val="en-US"/>
+        <w:lang w:bidi="ar-SA" w:eastAsia="zh-CN" w:val="en-US"/>
       </w:rPr>
     </w:rPrDefault>
     <w:pPrDefault>
@@ -925,13 +925,6 @@
       </w:tblCellMar>
     </w:tblPr>
     <w:tblStylePr w:type="firstRow">
-      <w:tblPr>
-        <w:jc w:val="left"/>
-        <w:tblInd w:type="dxa" w:w="0"/>
-      </w:tblPr>
-      <w:trPr>
-        <w:jc w:val="left"/>
-      </w:trPr>
       <w:tcPr>
         <w:tcBorders>
           <w:bottom w:val="single"/>
